--- a/docs/text.docx
+++ b/docs/text.docx
@@ -3,732 +3,1333 @@
 <w:document xmlns:wpc="http://schemas.microsoft.com/office/word/2010/wordprocessingCanvas" xmlns:cx="http://schemas.microsoft.com/office/drawing/2014/chartex" xmlns:cx1="http://schemas.microsoft.com/office/drawing/2015/9/8/chartex" xmlns:cx2="http://schemas.microsoft.com/office/drawing/2015/10/21/chartex" xmlns:cx3="http://schemas.microsoft.com/office/drawing/2016/5/9/chartex" xmlns:cx4="http://schemas.microsoft.com/office/drawing/2016/5/10/chartex" xmlns:cx5="http://schemas.microsoft.com/office/drawing/2016/5/11/chartex" xmlns:cx6="http://schemas.microsoft.com/office/drawing/2016/5/12/chartex" xmlns:cx7="http://schemas.microsoft.com/office/drawing/2016/5/13/chartex" xmlns:cx8="http://schemas.microsoft.com/office/drawing/2016/5/14/chartex" xmlns:mc="http://schemas.openxmlformats.org/markup-compatibility/2006" xmlns:aink="http://schemas.microsoft.com/office/drawing/2016/ink" xmlns:am3d="http://schemas.microsoft.com/office/drawing/2017/model3d" xmlns:o="urn:schemas-microsoft-com:office:office" xmlns:oel="http://schemas.microsoft.com/office/2019/extlst" xmlns:r="http://schemas.openxmlformats.org/officeDocument/2006/relationships" xmlns:m="http://schemas.openxmlformats.org/officeDocument/2006/math" xmlns:v="urn:schemas-microsoft-com:vml" xmlns:wp14="http://schemas.microsoft.com/office/word/2010/wordprocessingDrawing" xmlns:wp="http://schemas.openxmlformats.org/drawingml/2006/wordprocessingDrawing" xmlns:w10="urn:schemas-microsoft-com:office:word" xmlns:w="http://schemas.openxmlformats.org/wordprocessingml/2006/main" xmlns:w14="http://schemas.microsoft.com/office/word/2010/wordml" xmlns:w15="http://schemas.microsoft.com/office/word/2012/wordml" xmlns:w16cex="http://schemas.microsoft.com/office/word/2018/wordml/cex" xmlns:w16cid="http://schemas.microsoft.com/office/word/2016/wordml/cid" xmlns:w16="http://schemas.microsoft.com/office/word/2018/wordml" xmlns:w16du="http://schemas.microsoft.com/office/word/2023/wordml/word16du" xmlns:w16sdtdh="http://schemas.microsoft.com/office/word/2020/wordml/sdtdatahash" xmlns:w16sdtfl="http://schemas.microsoft.com/office/word/2024/wordml/sdtformatlock" xmlns:w16se="http://schemas.microsoft.com/office/word/2015/wordml/symex" xmlns:wpg="http://schemas.microsoft.com/office/word/2010/wordprocessingGroup" xmlns:wpi="http://schemas.microsoft.com/office/word/2010/wordprocessingInk" xmlns:wne="http://schemas.microsoft.com/office/word/2006/wordml" xmlns:wps="http://schemas.microsoft.com/office/word/2010/wordprocessingShape" mc:Ignorable="w14 w15 w16se w16cid w16 w16cex w16sdtdh w16sdtfl w16du wp14">
   <w:body>
     <w:p>
-      <w:r>
+      <w:pPr>
+        <w:rPr>
+          <w:sz w:val="22"/>
+          <w:szCs w:val="22"/>
+        </w:rPr>
+      </w:pPr>
+      <w:r>
+        <w:rPr>
+          <w:sz w:val="22"/>
+          <w:szCs w:val="22"/>
+        </w:rPr>
         <w:t xml:space="preserve">Слайд 1. </w:t>
       </w:r>
     </w:p>
     <w:p>
-      <w:r>
+      <w:pPr>
+        <w:rPr>
+          <w:b/>
+          <w:bCs/>
+          <w:sz w:val="22"/>
+          <w:szCs w:val="22"/>
+        </w:rPr>
+      </w:pPr>
+      <w:r>
+        <w:rPr>
+          <w:b/>
+          <w:bCs/>
+          <w:sz w:val="22"/>
+          <w:szCs w:val="22"/>
+        </w:rPr>
         <w:t>Всем привет, меня зовут Павел, сейчас я вам покажу мою реализацию задачи кредитного скоринга</w:t>
       </w:r>
     </w:p>
     <w:p>
-      <w:r>
+      <w:pPr>
+        <w:rPr>
+          <w:sz w:val="22"/>
+          <w:szCs w:val="22"/>
+        </w:rPr>
+      </w:pPr>
+      <w:r>
+        <w:rPr>
+          <w:sz w:val="22"/>
+          <w:szCs w:val="22"/>
+        </w:rPr>
         <w:t>Слайд 2.</w:t>
       </w:r>
     </w:p>
     <w:p>
-      <w:r>
-        <w:t xml:space="preserve">И так, нам нужно было провести </w:t>
-      </w:r>
-      <w:r>
+      <w:pPr>
+        <w:rPr>
+          <w:b/>
+          <w:bCs/>
+          <w:sz w:val="22"/>
+          <w:szCs w:val="22"/>
+        </w:rPr>
+      </w:pPr>
+      <w:r>
+        <w:rPr>
+          <w:b/>
+          <w:bCs/>
+          <w:sz w:val="22"/>
+          <w:szCs w:val="22"/>
+        </w:rPr>
+        <w:t>И так, на</w:t>
+      </w:r>
+      <w:r>
+        <w:rPr>
+          <w:b/>
+          <w:bCs/>
+          <w:sz w:val="22"/>
+          <w:szCs w:val="22"/>
+        </w:rPr>
+        <w:t>шей задачей являлось</w:t>
+      </w:r>
+      <w:r>
+        <w:rPr>
+          <w:b/>
+          <w:bCs/>
+          <w:sz w:val="22"/>
+          <w:szCs w:val="22"/>
+        </w:rPr>
+        <w:t xml:space="preserve"> </w:t>
+      </w:r>
+      <w:r>
+        <w:rPr>
+          <w:b/>
+          <w:bCs/>
+          <w:sz w:val="22"/>
+          <w:szCs w:val="22"/>
+        </w:rPr>
         <w:t xml:space="preserve">тестирование черного ящика. Для этого, нужно было выполнить 3 следующих этапа: предложить стратегию решения, оценить корректность постановки задачи и написать сам </w:t>
       </w:r>
       <w:proofErr w:type="spellStart"/>
       <w:r>
+        <w:rPr>
+          <w:b/>
+          <w:bCs/>
+          <w:sz w:val="22"/>
+          <w:szCs w:val="22"/>
+        </w:rPr>
         <w:t>автотест</w:t>
       </w:r>
       <w:proofErr w:type="spellEnd"/>
       <w:r>
+        <w:rPr>
+          <w:b/>
+          <w:bCs/>
+          <w:sz w:val="22"/>
+          <w:szCs w:val="22"/>
+        </w:rPr>
         <w:t>.</w:t>
       </w:r>
     </w:p>
     <w:p>
-      <w:r>
+      <w:pPr>
+        <w:rPr>
+          <w:sz w:val="22"/>
+          <w:szCs w:val="22"/>
+        </w:rPr>
+      </w:pPr>
+      <w:r>
+        <w:rPr>
+          <w:sz w:val="22"/>
+          <w:szCs w:val="22"/>
+        </w:rPr>
         <w:t>Слайд 3.</w:t>
       </w:r>
     </w:p>
     <w:p>
-      <w:r>
+      <w:pPr>
+        <w:rPr>
+          <w:b/>
+          <w:bCs/>
+          <w:sz w:val="22"/>
+          <w:szCs w:val="22"/>
+        </w:rPr>
+      </w:pPr>
+      <w:r>
+        <w:rPr>
+          <w:b/>
+          <w:bCs/>
+          <w:sz w:val="22"/>
+          <w:szCs w:val="22"/>
+        </w:rPr>
         <w:t>И стратегия решения была такой:</w:t>
       </w:r>
       <w:r>
+        <w:rPr>
+          <w:b/>
+          <w:bCs/>
+          <w:sz w:val="22"/>
+          <w:szCs w:val="22"/>
+        </w:rPr>
         <w:t xml:space="preserve"> в первом шагу я провел ревью требований, получилось, что мы имеем конфликт </w:t>
       </w:r>
+      <w:r>
+        <w:rPr>
+          <w:b/>
+          <w:bCs/>
+          <w:sz w:val="22"/>
+          <w:szCs w:val="22"/>
+        </w:rPr>
+        <w:t>бизнес-правил</w:t>
+      </w:r>
+      <w:r>
+        <w:rPr>
+          <w:b/>
+          <w:bCs/>
+          <w:sz w:val="22"/>
+          <w:szCs w:val="22"/>
+        </w:rPr>
+        <w:t xml:space="preserve">, а также отсутствие логики обработки </w:t>
+      </w:r>
+      <w:proofErr w:type="spellStart"/>
+      <w:r>
+        <w:rPr>
+          <w:b/>
+          <w:bCs/>
+          <w:sz w:val="22"/>
+          <w:szCs w:val="22"/>
+        </w:rPr>
+        <w:t>невалидных</w:t>
+      </w:r>
+      <w:proofErr w:type="spellEnd"/>
+      <w:r>
+        <w:rPr>
+          <w:b/>
+          <w:bCs/>
+          <w:sz w:val="22"/>
+          <w:szCs w:val="22"/>
+        </w:rPr>
+        <w:t xml:space="preserve"> данных. Вторым шагом был выбор техник тест дизайна. </w:t>
+      </w:r>
+    </w:p>
+    <w:p>
+      <w:pPr>
+        <w:rPr>
+          <w:sz w:val="21"/>
+          <w:szCs w:val="21"/>
+        </w:rPr>
+      </w:pPr>
+      <w:r>
+        <w:rPr>
+          <w:sz w:val="21"/>
+          <w:szCs w:val="21"/>
+        </w:rPr>
+        <w:t>Тест-дизайн — это определение того, *что* и *как* тестировать, чтобы при минимальном числе тестов обеспечить максимальное покрытие рисков. Хороший тест-дизайн позволяет находить дефекты системно, а не случайно.</w:t>
+      </w:r>
+    </w:p>
+    <w:p>
+      <w:pPr>
+        <w:rPr>
+          <w:b/>
+          <w:bCs/>
+          <w:sz w:val="22"/>
+          <w:szCs w:val="22"/>
+          <w:lang w:val="en-US"/>
+        </w:rPr>
+      </w:pPr>
+      <w:r>
+        <w:rPr>
+          <w:b/>
+          <w:bCs/>
+          <w:sz w:val="22"/>
+          <w:szCs w:val="22"/>
+        </w:rPr>
+        <w:t>Были выбраны: таблица принятия решений, анализ граничных значений, классы эквивалентности и предугадывание ошибок (чуйка)</w:t>
+      </w:r>
+    </w:p>
+    <w:p>
+      <w:pPr>
+        <w:rPr>
+          <w:sz w:val="21"/>
+          <w:szCs w:val="21"/>
+        </w:rPr>
+      </w:pPr>
+      <w:proofErr w:type="spellStart"/>
+      <w:r>
+        <w:rPr>
+          <w:sz w:val="21"/>
+          <w:szCs w:val="21"/>
+        </w:rPr>
+        <w:t>Equivalence</w:t>
+      </w:r>
+      <w:proofErr w:type="spellEnd"/>
+      <w:r>
+        <w:rPr>
+          <w:sz w:val="21"/>
+          <w:szCs w:val="21"/>
+        </w:rPr>
+        <w:t xml:space="preserve"> </w:t>
+      </w:r>
+      <w:proofErr w:type="spellStart"/>
+      <w:r>
+        <w:rPr>
+          <w:sz w:val="21"/>
+          <w:szCs w:val="21"/>
+        </w:rPr>
+        <w:t>Partitioning</w:t>
+      </w:r>
+      <w:proofErr w:type="spellEnd"/>
+      <w:r>
+        <w:rPr>
+          <w:sz w:val="21"/>
+          <w:szCs w:val="21"/>
+        </w:rPr>
+        <w:t xml:space="preserve"> (EP) — техника тест-дизайна, основанная на разбиении всех возможных входных значений на непересекающиеся классы эквивалентности: группы, внутри которых система ведёт себя одинаково. Если один представитель класса проходит тест — предполагается, что и остальные пройдут. Это позволяет драматически сократить число тест-кейсов без потери покрытия. Классы бывают </w:t>
+      </w:r>
       <w:proofErr w:type="gramStart"/>
       <w:r>
-        <w:t>бизнес правил</w:t>
+        <w:rPr>
+          <w:sz w:val="21"/>
+          <w:szCs w:val="21"/>
+        </w:rPr>
+        <w:t>валидными(</w:t>
       </w:r>
       <w:proofErr w:type="gramEnd"/>
       <w:r>
-        <w:t xml:space="preserve">, а также отсутствие логики обработки </w:t>
-      </w:r>
-      <w:proofErr w:type="spellStart"/>
-      <w:r>
+        <w:rPr>
+          <w:sz w:val="21"/>
+          <w:szCs w:val="21"/>
+        </w:rPr>
+        <w:t xml:space="preserve">допустимые входы) и </w:t>
+      </w:r>
+      <w:proofErr w:type="spellStart"/>
+      <w:r>
+        <w:rPr>
+          <w:sz w:val="21"/>
+          <w:szCs w:val="21"/>
+        </w:rPr>
+        <w:t>невалидными</w:t>
+      </w:r>
+      <w:proofErr w:type="spellEnd"/>
+      <w:r>
+        <w:rPr>
+          <w:sz w:val="21"/>
+          <w:szCs w:val="21"/>
+        </w:rPr>
+        <w:t xml:space="preserve"> (недопустимые входы, которые система должна отвергать). Суть</w:t>
+      </w:r>
+      <w:proofErr w:type="gramStart"/>
+      <w:r>
+        <w:rPr>
+          <w:sz w:val="21"/>
+          <w:szCs w:val="21"/>
+        </w:rPr>
+        <w:t>: Разбить</w:t>
+      </w:r>
+      <w:proofErr w:type="gramEnd"/>
+      <w:r>
+        <w:rPr>
+          <w:sz w:val="21"/>
+          <w:szCs w:val="21"/>
+        </w:rPr>
+        <w:t xml:space="preserve"> входное пространство на непересекающиеся группы (классы), внутри которых система ведёт себя одинаково. Достаточно одного теста на класс.</w:t>
+      </w:r>
+    </w:p>
+    <w:p>
+      <w:pPr>
+        <w:rPr>
+          <w:sz w:val="21"/>
+          <w:szCs w:val="21"/>
+        </w:rPr>
+      </w:pPr>
+      <w:proofErr w:type="spellStart"/>
+      <w:r>
+        <w:rPr>
+          <w:sz w:val="21"/>
+          <w:szCs w:val="21"/>
+        </w:rPr>
+        <w:t>Boundary</w:t>
+      </w:r>
+      <w:proofErr w:type="spellEnd"/>
+      <w:r>
+        <w:rPr>
+          <w:sz w:val="21"/>
+          <w:szCs w:val="21"/>
+        </w:rPr>
+        <w:t xml:space="preserve"> Value Analysis (BVA) — техника тест-дизайна, дополняющая EP. Основана на наблюдении, что большинство дефектов реализации сосредоточено именно на границах допустимых диапазонов (ошибки типа </w:t>
+      </w:r>
+      <w:proofErr w:type="gramStart"/>
+      <w:r>
+        <w:rPr>
+          <w:sz w:val="21"/>
+          <w:szCs w:val="21"/>
+        </w:rPr>
+        <w:t>`&lt;</w:t>
+      </w:r>
+      <w:proofErr w:type="gramEnd"/>
+      <w:r>
+        <w:rPr>
+          <w:sz w:val="21"/>
+          <w:szCs w:val="21"/>
+        </w:rPr>
+        <w:t xml:space="preserve">` </w:t>
+      </w:r>
+      <w:proofErr w:type="spellStart"/>
+      <w:r>
+        <w:rPr>
+          <w:sz w:val="21"/>
+          <w:szCs w:val="21"/>
+        </w:rPr>
+        <w:t>vs</w:t>
+      </w:r>
+      <w:proofErr w:type="spellEnd"/>
+      <w:r>
+        <w:rPr>
+          <w:sz w:val="21"/>
+          <w:szCs w:val="21"/>
+        </w:rPr>
+        <w:t xml:space="preserve"> </w:t>
+      </w:r>
+      <w:proofErr w:type="gramStart"/>
+      <w:r>
+        <w:rPr>
+          <w:sz w:val="21"/>
+          <w:szCs w:val="21"/>
+        </w:rPr>
+        <w:t>`&lt;</w:t>
+      </w:r>
+      <w:proofErr w:type="gramEnd"/>
+      <w:r>
+        <w:rPr>
+          <w:sz w:val="21"/>
+          <w:szCs w:val="21"/>
+        </w:rPr>
+        <w:t xml:space="preserve">=`, </w:t>
+      </w:r>
+      <w:proofErr w:type="spellStart"/>
+      <w:r>
+        <w:rPr>
+          <w:sz w:val="21"/>
+          <w:szCs w:val="21"/>
+        </w:rPr>
+        <w:t>off-by-one</w:t>
+      </w:r>
+      <w:proofErr w:type="spellEnd"/>
+      <w:r>
+        <w:rPr>
+          <w:sz w:val="21"/>
+          <w:szCs w:val="21"/>
+        </w:rPr>
+        <w:t xml:space="preserve">). Вместо произвольного представителя класса BVA требует тестировать граничное значение**, значение чуть меньше границы и значение чуть больше границы — то есть тройку (граница − 1, граница, граница + 1). Суть: Ошибки чаще всего прячутся на границах диапазонов. Тестируются значения: граница − 1, граница, граница + 1 (или </w:t>
+      </w:r>
+      <w:proofErr w:type="spellStart"/>
+      <w:r>
+        <w:rPr>
+          <w:sz w:val="21"/>
+          <w:szCs w:val="21"/>
+        </w:rPr>
+        <w:t>min</w:t>
+      </w:r>
+      <w:proofErr w:type="spellEnd"/>
+      <w:r>
+        <w:rPr>
+          <w:sz w:val="21"/>
+          <w:szCs w:val="21"/>
+        </w:rPr>
+        <w:t>/</w:t>
+      </w:r>
+      <w:proofErr w:type="spellStart"/>
+      <w:r>
+        <w:rPr>
+          <w:sz w:val="21"/>
+          <w:szCs w:val="21"/>
+        </w:rPr>
+        <w:t>max</w:t>
+      </w:r>
+      <w:proofErr w:type="spellEnd"/>
+      <w:r>
+        <w:rPr>
+          <w:sz w:val="21"/>
+          <w:szCs w:val="21"/>
+        </w:rPr>
+        <w:t xml:space="preserve"> и ближайшие к ним).</w:t>
+      </w:r>
+    </w:p>
+    <w:p>
+      <w:pPr>
+        <w:rPr>
+          <w:sz w:val="21"/>
+          <w:szCs w:val="21"/>
+        </w:rPr>
+      </w:pPr>
+      <w:proofErr w:type="spellStart"/>
+      <w:r>
+        <w:rPr>
+          <w:sz w:val="21"/>
+          <w:szCs w:val="21"/>
+        </w:rPr>
+        <w:t>Decision</w:t>
+      </w:r>
+      <w:proofErr w:type="spellEnd"/>
+      <w:r>
+        <w:rPr>
+          <w:sz w:val="21"/>
+          <w:szCs w:val="21"/>
+        </w:rPr>
+        <w:t xml:space="preserve"> </w:t>
+      </w:r>
+      <w:proofErr w:type="spellStart"/>
+      <w:r>
+        <w:rPr>
+          <w:sz w:val="21"/>
+          <w:szCs w:val="21"/>
+        </w:rPr>
+        <w:t>Table</w:t>
+      </w:r>
+      <w:proofErr w:type="spellEnd"/>
+      <w:r>
+        <w:rPr>
+          <w:sz w:val="21"/>
+          <w:szCs w:val="21"/>
+        </w:rPr>
+        <w:t xml:space="preserve"> </w:t>
+      </w:r>
+      <w:proofErr w:type="spellStart"/>
+      <w:r>
+        <w:rPr>
+          <w:sz w:val="21"/>
+          <w:szCs w:val="21"/>
+        </w:rPr>
+        <w:t>Testing</w:t>
+      </w:r>
+      <w:proofErr w:type="spellEnd"/>
+      <w:r>
+        <w:rPr>
+          <w:sz w:val="21"/>
+          <w:szCs w:val="21"/>
+        </w:rPr>
+        <w:t xml:space="preserve"> — техника тест-дизайна для систем, в которых результат определяется комбинацией нескольких условий. Строится матрица вида «условия → действие»: каждый столбец таблицы представляет уникальную комбинацию истина/ложь для всех условий и соответствующий ей ожидаемый результат. Техника гарантирует, что все значимые комбинации бизнес-правил учтены, и исключает дублирование тест-кейсов. Суть: Техника для систем с комбинациями условий. Строится матрица «условие → действие», каждый столбец — уникальная комбинация, которой соответствует конкретный результат.</w:t>
+      </w:r>
+    </w:p>
+    <w:p>
+      <w:pPr>
+        <w:rPr>
+          <w:sz w:val="21"/>
+          <w:szCs w:val="21"/>
+        </w:rPr>
+      </w:pPr>
+      <w:proofErr w:type="spellStart"/>
+      <w:r>
+        <w:rPr>
+          <w:sz w:val="21"/>
+          <w:szCs w:val="21"/>
+        </w:rPr>
+        <w:t>Error</w:t>
+      </w:r>
+      <w:proofErr w:type="spellEnd"/>
+      <w:r>
+        <w:rPr>
+          <w:sz w:val="21"/>
+          <w:szCs w:val="21"/>
+        </w:rPr>
+        <w:t xml:space="preserve"> </w:t>
+      </w:r>
+      <w:proofErr w:type="spellStart"/>
+      <w:r>
+        <w:rPr>
+          <w:sz w:val="21"/>
+          <w:szCs w:val="21"/>
+        </w:rPr>
+        <w:t>Guessing</w:t>
+      </w:r>
+      <w:proofErr w:type="spellEnd"/>
+      <w:r>
+        <w:rPr>
+          <w:sz w:val="21"/>
+          <w:szCs w:val="21"/>
+        </w:rPr>
+        <w:t xml:space="preserve"> — неформальная техника тест-дизайна, основанная на опыте и интуиции тестировщика. Тестировщик предугадывает, где система *скорее всего* содержит дефекты, исходя из знания типичных ошибок разработчиков: необработанные `NULL`, граничные случаи, </w:t>
+      </w:r>
+      <w:proofErr w:type="spellStart"/>
+      <w:r>
+        <w:rPr>
+          <w:sz w:val="21"/>
+          <w:szCs w:val="21"/>
+        </w:rPr>
+        <w:t>невалидные</w:t>
+      </w:r>
+      <w:proofErr w:type="spellEnd"/>
+      <w:r>
+        <w:rPr>
+          <w:sz w:val="21"/>
+          <w:szCs w:val="21"/>
+        </w:rPr>
+        <w:t xml:space="preserve"> </w:t>
+      </w:r>
+      <w:proofErr w:type="spellStart"/>
+      <w:r>
+        <w:rPr>
+          <w:sz w:val="21"/>
+          <w:szCs w:val="21"/>
+        </w:rPr>
+        <w:t>enum</w:t>
+      </w:r>
+      <w:proofErr w:type="spellEnd"/>
+      <w:r>
+        <w:rPr>
+          <w:sz w:val="21"/>
+          <w:szCs w:val="21"/>
+        </w:rPr>
+        <w:t>-значения, пустые строки, переполнение. Техника не имеет чёткого алгоритма — это «белый шум» поверх формальных методов, который покрывает то, что таблицы решений не предусматривают. Суть: Интуитивный поиск дефектов на основе опыта тестировщика. Задаёт вопрос: «</w:t>
+      </w:r>
+      <w:proofErr w:type="gramStart"/>
+      <w:r>
+        <w:rPr>
+          <w:sz w:val="21"/>
+          <w:szCs w:val="21"/>
+        </w:rPr>
+        <w:t>Что</w:t>
+      </w:r>
+      <w:proofErr w:type="gramEnd"/>
+      <w:r>
+        <w:rPr>
+          <w:sz w:val="21"/>
+          <w:szCs w:val="21"/>
+        </w:rPr>
+        <w:t xml:space="preserve"> если попробовать что-то неожиданное?»</w:t>
+      </w:r>
+    </w:p>
+    <w:p>
+      <w:pPr>
+        <w:rPr>
+          <w:sz w:val="22"/>
+          <w:szCs w:val="22"/>
+        </w:rPr>
+      </w:pPr>
+      <w:r>
+        <w:rPr>
+          <w:sz w:val="22"/>
+          <w:szCs w:val="22"/>
+        </w:rPr>
+        <w:t>Слайд 4.</w:t>
+      </w:r>
+    </w:p>
+    <w:p>
+      <w:pPr>
+        <w:rPr>
+          <w:b/>
+          <w:bCs/>
+          <w:sz w:val="22"/>
+          <w:szCs w:val="22"/>
+        </w:rPr>
+      </w:pPr>
+      <w:r>
+        <w:rPr>
+          <w:b/>
+          <w:bCs/>
+          <w:sz w:val="22"/>
+          <w:szCs w:val="22"/>
+        </w:rPr>
+        <w:lastRenderedPageBreak/>
+        <w:t xml:space="preserve">Третьим шагом я отсортировал тест-кейсы по следующему приоритету: сначала пошли тест-кейсы с основными бизнес-правилами, затем пошли граничные значение, далее конфликты и затем </w:t>
+      </w:r>
+      <w:proofErr w:type="spellStart"/>
+      <w:r>
+        <w:rPr>
+          <w:b/>
+          <w:bCs/>
+          <w:sz w:val="22"/>
+          <w:szCs w:val="22"/>
+        </w:rPr>
+        <w:t>валидационные</w:t>
+      </w:r>
+      <w:proofErr w:type="spellEnd"/>
+      <w:r>
+        <w:rPr>
+          <w:b/>
+          <w:bCs/>
+          <w:sz w:val="22"/>
+          <w:szCs w:val="22"/>
+        </w:rPr>
+        <w:t xml:space="preserve"> тест-кейсы.</w:t>
+      </w:r>
+    </w:p>
+    <w:p>
+      <w:pPr>
+        <w:rPr>
+          <w:b/>
+          <w:bCs/>
+          <w:sz w:val="22"/>
+          <w:szCs w:val="22"/>
+        </w:rPr>
+      </w:pPr>
+      <w:r>
+        <w:rPr>
+          <w:b/>
+          <w:bCs/>
+          <w:sz w:val="22"/>
+          <w:szCs w:val="22"/>
+        </w:rPr>
+        <w:t xml:space="preserve">Следующим шагом я перешел к реализации </w:t>
+      </w:r>
+      <w:proofErr w:type="spellStart"/>
+      <w:r>
+        <w:rPr>
+          <w:b/>
+          <w:bCs/>
+          <w:sz w:val="22"/>
+          <w:szCs w:val="22"/>
+        </w:rPr>
+        <w:t>автотеста</w:t>
+      </w:r>
+      <w:proofErr w:type="spellEnd"/>
+      <w:r>
+        <w:rPr>
+          <w:b/>
+          <w:bCs/>
+          <w:sz w:val="22"/>
+          <w:szCs w:val="22"/>
+        </w:rPr>
+        <w:t xml:space="preserve">. Я выбрал подход дата </w:t>
+      </w:r>
+      <w:proofErr w:type="spellStart"/>
+      <w:r>
+        <w:rPr>
+          <w:b/>
+          <w:bCs/>
+          <w:sz w:val="22"/>
+          <w:szCs w:val="22"/>
+        </w:rPr>
+        <w:t>драйвен</w:t>
+      </w:r>
+      <w:proofErr w:type="spellEnd"/>
+      <w:r>
+        <w:rPr>
+          <w:b/>
+          <w:bCs/>
+          <w:sz w:val="22"/>
+          <w:szCs w:val="22"/>
+        </w:rPr>
+        <w:t xml:space="preserve"> тестин</w:t>
+      </w:r>
+      <w:r>
+        <w:rPr>
+          <w:b/>
+          <w:bCs/>
+          <w:sz w:val="22"/>
+          <w:szCs w:val="22"/>
+        </w:rPr>
+        <w:t>г.</w:t>
+      </w:r>
+    </w:p>
+    <w:p>
+      <w:pPr>
+        <w:rPr>
+          <w:sz w:val="21"/>
+          <w:szCs w:val="21"/>
+        </w:rPr>
+      </w:pPr>
+      <w:r>
+        <w:rPr>
+          <w:sz w:val="21"/>
+          <w:szCs w:val="21"/>
+        </w:rPr>
+        <w:t xml:space="preserve">Data-Driven </w:t>
+      </w:r>
+      <w:proofErr w:type="spellStart"/>
+      <w:r>
+        <w:rPr>
+          <w:sz w:val="21"/>
+          <w:szCs w:val="21"/>
+        </w:rPr>
+        <w:t>Testing</w:t>
+      </w:r>
+      <w:proofErr w:type="spellEnd"/>
+      <w:r>
+        <w:rPr>
+          <w:sz w:val="21"/>
+          <w:szCs w:val="21"/>
+        </w:rPr>
+        <w:t xml:space="preserve"> (DDT) — подход к автоматизации тестирования, при котором логика теста (сценарий) отделена от тестовых данных. Один и тот же тестовый сценарий запускается многократно, каждый раз получая новый набор входных данных из внешнего источника (CSV, Excel, JSON, БД). Каждая строка данных порождает самостоятельный тест-кейс. DDT противопоставляется </w:t>
+      </w:r>
+      <w:proofErr w:type="spellStart"/>
+      <w:r>
+        <w:rPr>
+          <w:sz w:val="21"/>
+          <w:szCs w:val="21"/>
+        </w:rPr>
+        <w:t>Hardcoded</w:t>
+      </w:r>
+      <w:proofErr w:type="spellEnd"/>
+      <w:r>
+        <w:rPr>
+          <w:sz w:val="21"/>
+          <w:szCs w:val="21"/>
+        </w:rPr>
+        <w:t xml:space="preserve"> </w:t>
+      </w:r>
+      <w:proofErr w:type="spellStart"/>
+      <w:r>
+        <w:rPr>
+          <w:sz w:val="21"/>
+          <w:szCs w:val="21"/>
+        </w:rPr>
+        <w:t>Testing</w:t>
+      </w:r>
+      <w:proofErr w:type="spellEnd"/>
+      <w:r>
+        <w:rPr>
+          <w:sz w:val="21"/>
+          <w:szCs w:val="21"/>
+        </w:rPr>
+        <w:t>, где данные «зашиты» прямо в код теста, что делает масштабирование болезненным. Суть: Разделение логики теста и тестовых данных. Один тест-сценарий запускается многократно с разными наборами входных данных из внешнего источника (CSV, Excel, БД и т.д.).</w:t>
+      </w:r>
+    </w:p>
+    <w:p>
+      <w:pPr>
+        <w:rPr>
+          <w:b/>
+          <w:bCs/>
+          <w:sz w:val="22"/>
+          <w:szCs w:val="22"/>
+        </w:rPr>
+      </w:pPr>
+      <w:r>
+        <w:rPr>
+          <w:b/>
+          <w:bCs/>
+          <w:sz w:val="22"/>
+          <w:szCs w:val="22"/>
+        </w:rPr>
+        <w:t xml:space="preserve">Стек выбрал на данный момент достаточной простой и базовый – питон + </w:t>
+      </w:r>
+      <w:proofErr w:type="spellStart"/>
+      <w:r>
+        <w:rPr>
+          <w:b/>
+          <w:bCs/>
+          <w:sz w:val="22"/>
+          <w:szCs w:val="22"/>
+        </w:rPr>
+        <w:t>пайтест</w:t>
+      </w:r>
+      <w:proofErr w:type="spellEnd"/>
+      <w:r>
+        <w:rPr>
+          <w:b/>
+          <w:bCs/>
+          <w:sz w:val="22"/>
+          <w:szCs w:val="22"/>
+        </w:rPr>
+        <w:t xml:space="preserve">, в качестве базы выбрал </w:t>
+      </w:r>
+      <w:proofErr w:type="spellStart"/>
+      <w:r>
+        <w:rPr>
+          <w:b/>
+          <w:bCs/>
+          <w:sz w:val="22"/>
+          <w:szCs w:val="22"/>
+        </w:rPr>
+        <w:t>постгрю</w:t>
+      </w:r>
+      <w:proofErr w:type="spellEnd"/>
+      <w:r>
+        <w:rPr>
+          <w:b/>
+          <w:bCs/>
+          <w:sz w:val="22"/>
+          <w:szCs w:val="22"/>
+        </w:rPr>
+        <w:t xml:space="preserve">, которая </w:t>
+      </w:r>
+      <w:r>
+        <w:rPr>
+          <w:b/>
+          <w:bCs/>
+          <w:sz w:val="22"/>
+          <w:szCs w:val="22"/>
+        </w:rPr>
+        <w:t xml:space="preserve">разворачивается в докере. </w:t>
+      </w:r>
+      <w:proofErr w:type="spellStart"/>
+      <w:r>
+        <w:rPr>
+          <w:b/>
+          <w:bCs/>
+          <w:sz w:val="22"/>
+          <w:szCs w:val="22"/>
+        </w:rPr>
+        <w:t>Псайкопг</w:t>
+      </w:r>
+      <w:proofErr w:type="spellEnd"/>
+      <w:r>
+        <w:rPr>
+          <w:b/>
+          <w:bCs/>
+          <w:sz w:val="22"/>
+          <w:szCs w:val="22"/>
+        </w:rPr>
+        <w:t xml:space="preserve"> выступает в качестве адаптера к </w:t>
+      </w:r>
+      <w:proofErr w:type="spellStart"/>
+      <w:r>
+        <w:rPr>
+          <w:b/>
+          <w:bCs/>
+          <w:sz w:val="22"/>
+          <w:szCs w:val="22"/>
+        </w:rPr>
+        <w:t>бд</w:t>
+      </w:r>
+      <w:proofErr w:type="spellEnd"/>
+      <w:r>
+        <w:rPr>
+          <w:b/>
+          <w:bCs/>
+          <w:sz w:val="22"/>
+          <w:szCs w:val="22"/>
+        </w:rPr>
+        <w:t xml:space="preserve">. </w:t>
+      </w:r>
+      <w:r>
+        <w:rPr>
+          <w:b/>
+          <w:bCs/>
+          <w:sz w:val="22"/>
+          <w:szCs w:val="22"/>
+        </w:rPr>
+        <w:t xml:space="preserve">Отчет формируется с помощью аллюра. И как раз пятым шагом </w:t>
+      </w:r>
+      <w:r>
+        <w:rPr>
+          <w:b/>
+          <w:bCs/>
+          <w:sz w:val="22"/>
+          <w:szCs w:val="22"/>
+        </w:rPr>
+        <w:t xml:space="preserve">я поставил формирование отчета, аллюр достаточно информативен и является стандартом </w:t>
+      </w:r>
+      <w:proofErr w:type="spellStart"/>
+      <w:r>
+        <w:rPr>
+          <w:b/>
+          <w:bCs/>
+          <w:sz w:val="22"/>
+          <w:szCs w:val="22"/>
+        </w:rPr>
+        <w:t>индрустрии</w:t>
+      </w:r>
+      <w:proofErr w:type="spellEnd"/>
+      <w:r>
+        <w:rPr>
+          <w:b/>
+          <w:bCs/>
+          <w:sz w:val="22"/>
+          <w:szCs w:val="22"/>
+        </w:rPr>
+        <w:t>.</w:t>
+      </w:r>
+    </w:p>
+    <w:p>
+      <w:pPr>
+        <w:rPr>
+          <w:sz w:val="22"/>
+          <w:szCs w:val="22"/>
+        </w:rPr>
+      </w:pPr>
+      <w:r>
+        <w:rPr>
+          <w:sz w:val="22"/>
+          <w:szCs w:val="22"/>
+        </w:rPr>
+        <w:t>Слайд 5.</w:t>
+      </w:r>
+    </w:p>
+    <w:p>
+      <w:pPr>
+        <w:rPr>
+          <w:b/>
+          <w:bCs/>
+          <w:sz w:val="22"/>
+          <w:szCs w:val="22"/>
+        </w:rPr>
+      </w:pPr>
+      <w:r>
+        <w:rPr>
+          <w:b/>
+          <w:bCs/>
+          <w:sz w:val="22"/>
+          <w:szCs w:val="22"/>
+        </w:rPr>
+        <w:t xml:space="preserve">Теперь давайте оценим корректность постановки задачи. Я нашел следующие дефекты: конфликт бизнес правил и отсутствие проработки </w:t>
+      </w:r>
+      <w:proofErr w:type="spellStart"/>
+      <w:r>
+        <w:rPr>
+          <w:b/>
+          <w:bCs/>
+          <w:sz w:val="22"/>
+          <w:szCs w:val="22"/>
+        </w:rPr>
         <w:t>невалидных</w:t>
       </w:r>
       <w:proofErr w:type="spellEnd"/>
       <w:r>
-        <w:t xml:space="preserve"> данных. Вторым шагом был выбор техник тест дизайна. </w:t>
-      </w:r>
-    </w:p>
-    <w:p>
-      <w:pPr>
-        <w:rPr>
-          <w:sz w:val="22"/>
-          <w:szCs w:val="22"/>
-        </w:rPr>
-      </w:pPr>
-      <w:r>
-        <w:rPr>
-          <w:sz w:val="22"/>
-          <w:szCs w:val="22"/>
-        </w:rPr>
-        <w:t>Тест-дизайн — это определение того, *что* и *как* тестировать, чтобы при минимальном числе тестов обеспечить максимальное покрытие рисков. Хороший тест-дизайн позволяет находить дефекты системно, а не случайно.</w:t>
-      </w:r>
-    </w:p>
-    <w:p>
-      <w:r>
-        <w:t>Были выбраны: таблица принятия решений, анализ граничных значений, классы эквивалентности и предугадывание ошибок (чуйка)</w:t>
-      </w:r>
-    </w:p>
-    <w:p>
-      <w:pPr>
-        <w:rPr>
-          <w:sz w:val="22"/>
-          <w:szCs w:val="22"/>
-        </w:rPr>
-      </w:pPr>
-      <w:proofErr w:type="spellStart"/>
-      <w:r>
-        <w:rPr>
-          <w:sz w:val="22"/>
-          <w:szCs w:val="22"/>
-        </w:rPr>
-        <w:t>Equivalence</w:t>
-      </w:r>
-      <w:proofErr w:type="spellEnd"/>
-      <w:r>
-        <w:rPr>
-          <w:sz w:val="22"/>
-          <w:szCs w:val="22"/>
-        </w:rPr>
-        <w:t xml:space="preserve"> </w:t>
-      </w:r>
-      <w:proofErr w:type="spellStart"/>
-      <w:r>
-        <w:rPr>
-          <w:sz w:val="22"/>
-          <w:szCs w:val="22"/>
-        </w:rPr>
-        <w:t>Partitioning</w:t>
-      </w:r>
-      <w:proofErr w:type="spellEnd"/>
-      <w:r>
-        <w:rPr>
-          <w:sz w:val="22"/>
-          <w:szCs w:val="22"/>
-        </w:rPr>
-        <w:t xml:space="preserve"> (EP) — техника тест-дизайна, основанная на разбиении всех возможных входных значений на непересекающиеся классы эквивалентности: группы, внутри которых система ведёт себя одинаково. Если один представитель класса проходит тест — предполагается, что и остальные пройдут. Это позволяет драматически сократить число тест-кейсов без потери покрытия.</w:t>
-      </w:r>
-      <w:r>
-        <w:rPr>
-          <w:sz w:val="22"/>
-          <w:szCs w:val="22"/>
-        </w:rPr>
-        <w:t xml:space="preserve"> </w:t>
-      </w:r>
-      <w:r>
-        <w:rPr>
-          <w:sz w:val="22"/>
-          <w:szCs w:val="22"/>
-        </w:rPr>
-        <w:t xml:space="preserve">Классы бывают </w:t>
+        <w:rPr>
+          <w:b/>
+          <w:bCs/>
+          <w:sz w:val="22"/>
+          <w:szCs w:val="22"/>
+        </w:rPr>
+        <w:t xml:space="preserve"> данных.</w:t>
+      </w:r>
+    </w:p>
+    <w:p>
+      <w:pPr>
+        <w:rPr>
+          <w:sz w:val="22"/>
+          <w:szCs w:val="22"/>
+        </w:rPr>
+      </w:pPr>
+      <w:r>
+        <w:rPr>
+          <w:sz w:val="22"/>
+          <w:szCs w:val="22"/>
+        </w:rPr>
+        <w:t>Слайд 6.</w:t>
+      </w:r>
+    </w:p>
+    <w:p>
+      <w:pPr>
+        <w:rPr>
+          <w:b/>
+          <w:bCs/>
+          <w:sz w:val="22"/>
+          <w:szCs w:val="22"/>
+        </w:rPr>
+      </w:pPr>
+      <w:r>
+        <w:rPr>
+          <w:b/>
+          <w:bCs/>
+          <w:sz w:val="22"/>
+          <w:szCs w:val="22"/>
+        </w:rPr>
+        <w:t xml:space="preserve">Ну что ж, перейдем к самому решению. </w:t>
+      </w:r>
+      <w:r>
+        <w:rPr>
+          <w:b/>
+          <w:bCs/>
+          <w:sz w:val="22"/>
+          <w:szCs w:val="22"/>
+        </w:rPr>
+        <w:t xml:space="preserve">Я подготовил 19 тест-кейсов в одном файле формата </w:t>
+      </w:r>
+      <w:r>
+        <w:rPr>
+          <w:b/>
+          <w:bCs/>
+          <w:sz w:val="22"/>
+          <w:szCs w:val="22"/>
+          <w:lang w:val="en-US"/>
+        </w:rPr>
+        <w:t>csv</w:t>
+      </w:r>
+      <w:r>
+        <w:rPr>
+          <w:b/>
+          <w:bCs/>
+          <w:sz w:val="22"/>
+          <w:szCs w:val="22"/>
+        </w:rPr>
+        <w:t>.</w:t>
+      </w:r>
+      <w:r>
+        <w:rPr>
+          <w:b/>
+          <w:bCs/>
+          <w:sz w:val="22"/>
+          <w:szCs w:val="22"/>
+        </w:rPr>
+        <w:t xml:space="preserve"> Были использованы техники тест-дизайна, которые были озвучены ранее. </w:t>
+      </w:r>
+    </w:p>
+    <w:p>
+      <w:pPr>
+        <w:rPr>
+          <w:sz w:val="22"/>
+          <w:szCs w:val="22"/>
+        </w:rPr>
+      </w:pPr>
+      <w:r>
+        <w:rPr>
+          <w:sz w:val="22"/>
+          <w:szCs w:val="22"/>
+        </w:rPr>
+        <w:t>Слайд 7.</w:t>
+      </w:r>
+    </w:p>
+    <w:p>
+      <w:pPr>
+        <w:rPr>
+          <w:b/>
+          <w:bCs/>
+          <w:sz w:val="22"/>
+          <w:szCs w:val="22"/>
+        </w:rPr>
+      </w:pPr>
+      <w:r>
+        <w:rPr>
+          <w:b/>
+          <w:bCs/>
+          <w:sz w:val="22"/>
+          <w:szCs w:val="22"/>
+        </w:rPr>
+        <w:t xml:space="preserve">Само окружение я выстроил следующим образом: файл переменных </w:t>
       </w:r>
       <w:proofErr w:type="gramStart"/>
       <w:r>
         <w:rPr>
-          <w:sz w:val="22"/>
-          <w:szCs w:val="22"/>
-        </w:rPr>
-        <w:t>валидными(</w:t>
+          <w:b/>
+          <w:bCs/>
+          <w:sz w:val="22"/>
+          <w:szCs w:val="22"/>
+        </w:rPr>
+        <w:t>окружения .</w:t>
+      </w:r>
+      <w:r>
+        <w:rPr>
+          <w:b/>
+          <w:bCs/>
+          <w:sz w:val="22"/>
+          <w:szCs w:val="22"/>
+          <w:lang w:val="en-US"/>
+        </w:rPr>
+        <w:t>env</w:t>
       </w:r>
       <w:proofErr w:type="gramEnd"/>
       <w:r>
         <w:rPr>
-          <w:sz w:val="22"/>
-          <w:szCs w:val="22"/>
-        </w:rPr>
-        <w:t xml:space="preserve">допустимые входы) и </w:t>
-      </w:r>
-      <w:proofErr w:type="spellStart"/>
-      <w:r>
-        <w:rPr>
-          <w:sz w:val="22"/>
-          <w:szCs w:val="22"/>
-        </w:rPr>
-        <w:t>н</w:t>
-      </w:r>
-      <w:r>
-        <w:rPr>
-          <w:sz w:val="22"/>
-          <w:szCs w:val="22"/>
-        </w:rPr>
-        <w:t>евалидными</w:t>
-      </w:r>
-      <w:proofErr w:type="spellEnd"/>
-      <w:r>
-        <w:rPr>
-          <w:sz w:val="22"/>
-          <w:szCs w:val="22"/>
-        </w:rPr>
-        <w:t xml:space="preserve"> (недопустимые входы, которые система должна отвергать).</w:t>
-      </w:r>
-      <w:r>
-        <w:rPr>
-          <w:sz w:val="22"/>
-          <w:szCs w:val="22"/>
-        </w:rPr>
-        <w:t xml:space="preserve"> </w:t>
-      </w:r>
-      <w:r>
-        <w:rPr>
-          <w:sz w:val="22"/>
-          <w:szCs w:val="22"/>
-        </w:rPr>
-        <w:t>Суть</w:t>
-      </w:r>
-      <w:proofErr w:type="gramStart"/>
-      <w:r>
-        <w:rPr>
-          <w:sz w:val="22"/>
-          <w:szCs w:val="22"/>
-        </w:rPr>
-        <w:t>: Разбить</w:t>
-      </w:r>
-      <w:proofErr w:type="gramEnd"/>
-      <w:r>
-        <w:rPr>
-          <w:sz w:val="22"/>
-          <w:szCs w:val="22"/>
-        </w:rPr>
-        <w:t xml:space="preserve"> входное пространство на непересекающиеся группы (классы), внутри которых система ведёт себя одинаково. Достаточно одного теста на класс.</w:t>
-      </w:r>
-    </w:p>
-    <w:p>
-      <w:pPr>
-        <w:rPr>
-          <w:sz w:val="22"/>
-          <w:szCs w:val="22"/>
-        </w:rPr>
-      </w:pPr>
-      <w:proofErr w:type="spellStart"/>
-      <w:r>
-        <w:rPr>
-          <w:sz w:val="22"/>
-          <w:szCs w:val="22"/>
-        </w:rPr>
-        <w:t>Boundary</w:t>
-      </w:r>
-      <w:proofErr w:type="spellEnd"/>
-      <w:r>
-        <w:rPr>
-          <w:sz w:val="22"/>
-          <w:szCs w:val="22"/>
-        </w:rPr>
-        <w:t xml:space="preserve"> Value Analysis (BVA)</w:t>
-      </w:r>
-      <w:r>
-        <w:rPr>
-          <w:sz w:val="22"/>
-          <w:szCs w:val="22"/>
-        </w:rPr>
-        <w:t xml:space="preserve"> </w:t>
-      </w:r>
-      <w:r>
-        <w:rPr>
-          <w:sz w:val="22"/>
-          <w:szCs w:val="22"/>
-        </w:rPr>
-        <w:t xml:space="preserve">— техника тест-дизайна, дополняющая EP. Основана на наблюдении, что большинство дефектов реализации сосредоточено именно на границах допустимых диапазонов (ошибки типа </w:t>
-      </w:r>
-      <w:proofErr w:type="gramStart"/>
-      <w:r>
-        <w:rPr>
-          <w:sz w:val="22"/>
-          <w:szCs w:val="22"/>
-        </w:rPr>
-        <w:t>`&lt;</w:t>
-      </w:r>
-      <w:proofErr w:type="gramEnd"/>
-      <w:r>
-        <w:rPr>
-          <w:sz w:val="22"/>
-          <w:szCs w:val="22"/>
-        </w:rPr>
-        <w:t xml:space="preserve">` </w:t>
-      </w:r>
-      <w:proofErr w:type="spellStart"/>
-      <w:r>
-        <w:rPr>
-          <w:sz w:val="22"/>
-          <w:szCs w:val="22"/>
-        </w:rPr>
-        <w:t>vs</w:t>
-      </w:r>
-      <w:proofErr w:type="spellEnd"/>
-      <w:r>
-        <w:rPr>
-          <w:sz w:val="22"/>
-          <w:szCs w:val="22"/>
-        </w:rPr>
-        <w:t xml:space="preserve"> </w:t>
-      </w:r>
-      <w:proofErr w:type="gramStart"/>
-      <w:r>
-        <w:rPr>
-          <w:sz w:val="22"/>
-          <w:szCs w:val="22"/>
-        </w:rPr>
-        <w:t>`&lt;</w:t>
-      </w:r>
-      <w:proofErr w:type="gramEnd"/>
-      <w:r>
-        <w:rPr>
-          <w:sz w:val="22"/>
-          <w:szCs w:val="22"/>
-        </w:rPr>
-        <w:t xml:space="preserve">=`, </w:t>
-      </w:r>
-      <w:proofErr w:type="spellStart"/>
-      <w:r>
-        <w:rPr>
-          <w:sz w:val="22"/>
-          <w:szCs w:val="22"/>
-        </w:rPr>
-        <w:t>off-by-one</w:t>
-      </w:r>
-      <w:proofErr w:type="spellEnd"/>
-      <w:r>
-        <w:rPr>
-          <w:sz w:val="22"/>
-          <w:szCs w:val="22"/>
-        </w:rPr>
-        <w:t>). Вместо произвольного представителя класса BVA требует тестировать граничное значение**, значение чуть меньше границы и значение чуть больше границы — то есть тройку (граница − 1, граница, граница + 1).</w:t>
-      </w:r>
-      <w:r>
-        <w:rPr>
-          <w:sz w:val="22"/>
-          <w:szCs w:val="22"/>
-        </w:rPr>
-        <w:t xml:space="preserve"> </w:t>
-      </w:r>
-      <w:r>
-        <w:rPr>
-          <w:sz w:val="22"/>
-          <w:szCs w:val="22"/>
-        </w:rPr>
-        <w:t xml:space="preserve">Суть: Ошибки чаще всего прячутся на границах диапазонов. Тестируются значения: граница − 1, граница, граница + 1 (или </w:t>
-      </w:r>
-      <w:proofErr w:type="spellStart"/>
-      <w:r>
-        <w:rPr>
-          <w:sz w:val="22"/>
-          <w:szCs w:val="22"/>
-        </w:rPr>
-        <w:t>min</w:t>
-      </w:r>
-      <w:proofErr w:type="spellEnd"/>
-      <w:r>
-        <w:rPr>
-          <w:sz w:val="22"/>
-          <w:szCs w:val="22"/>
-        </w:rPr>
-        <w:t>/</w:t>
-      </w:r>
-      <w:proofErr w:type="spellStart"/>
-      <w:r>
-        <w:rPr>
-          <w:sz w:val="22"/>
-          <w:szCs w:val="22"/>
-        </w:rPr>
-        <w:t>max</w:t>
-      </w:r>
-      <w:proofErr w:type="spellEnd"/>
-      <w:r>
-        <w:rPr>
-          <w:sz w:val="22"/>
-          <w:szCs w:val="22"/>
-        </w:rPr>
-        <w:t xml:space="preserve"> и ближайшие к ним).</w:t>
-      </w:r>
-    </w:p>
-    <w:p>
-      <w:pPr>
-        <w:rPr>
-          <w:sz w:val="22"/>
-          <w:szCs w:val="22"/>
-        </w:rPr>
-      </w:pPr>
-      <w:proofErr w:type="spellStart"/>
-      <w:r>
-        <w:rPr>
-          <w:sz w:val="22"/>
-          <w:szCs w:val="22"/>
-        </w:rPr>
-        <w:t>Decision</w:t>
-      </w:r>
-      <w:proofErr w:type="spellEnd"/>
-      <w:r>
-        <w:rPr>
-          <w:sz w:val="22"/>
-          <w:szCs w:val="22"/>
-        </w:rPr>
-        <w:t xml:space="preserve"> </w:t>
-      </w:r>
-      <w:proofErr w:type="spellStart"/>
-      <w:r>
-        <w:rPr>
-          <w:sz w:val="22"/>
-          <w:szCs w:val="22"/>
-        </w:rPr>
-        <w:t>Table</w:t>
-      </w:r>
-      <w:proofErr w:type="spellEnd"/>
-      <w:r>
-        <w:rPr>
-          <w:sz w:val="22"/>
-          <w:szCs w:val="22"/>
-        </w:rPr>
-        <w:t xml:space="preserve"> </w:t>
-      </w:r>
-      <w:proofErr w:type="spellStart"/>
-      <w:r>
-        <w:rPr>
-          <w:sz w:val="22"/>
-          <w:szCs w:val="22"/>
-        </w:rPr>
-        <w:t>Testing</w:t>
-      </w:r>
-      <w:proofErr w:type="spellEnd"/>
-      <w:r>
-        <w:rPr>
-          <w:sz w:val="22"/>
-          <w:szCs w:val="22"/>
-        </w:rPr>
-        <w:t xml:space="preserve"> — техника тест-дизайна для систем, в которых результат определяется комбинацией нескольких условий. Строится матрица вида «условия → действие»: каждый столбец таблицы представляет уникальную комбинацию истина/ложь для всех условий и соответствующий ей ожидаемый результат. Техника гарантирует, что все значимые комбинации бизнес-правил учтены, и исключает дублирование тест-кейсов.</w:t>
-      </w:r>
-      <w:r>
-        <w:rPr>
-          <w:sz w:val="22"/>
-          <w:szCs w:val="22"/>
-        </w:rPr>
-        <w:t xml:space="preserve"> </w:t>
-      </w:r>
-      <w:r>
-        <w:rPr>
-          <w:sz w:val="22"/>
-          <w:szCs w:val="22"/>
-        </w:rPr>
-        <w:t>Суть:</w:t>
-      </w:r>
-      <w:r>
-        <w:rPr>
-          <w:sz w:val="22"/>
-          <w:szCs w:val="22"/>
-        </w:rPr>
-        <w:t xml:space="preserve"> </w:t>
-      </w:r>
-      <w:r>
-        <w:rPr>
-          <w:sz w:val="22"/>
-          <w:szCs w:val="22"/>
-        </w:rPr>
-        <w:t>Техника для систем с комбинациями условий. Строится матрица «условие → действие», каждый столбец — уникальная комбинация, которой соответствует конкретный результат.</w:t>
-      </w:r>
-    </w:p>
-    <w:p>
-      <w:pPr>
-        <w:rPr>
-          <w:sz w:val="22"/>
-          <w:szCs w:val="22"/>
-        </w:rPr>
-      </w:pPr>
-      <w:proofErr w:type="spellStart"/>
-      <w:r>
-        <w:rPr>
-          <w:sz w:val="22"/>
-          <w:szCs w:val="22"/>
-        </w:rPr>
-        <w:t>Error</w:t>
-      </w:r>
-      <w:proofErr w:type="spellEnd"/>
-      <w:r>
-        <w:rPr>
-          <w:sz w:val="22"/>
-          <w:szCs w:val="22"/>
-        </w:rPr>
-        <w:t xml:space="preserve"> </w:t>
-      </w:r>
-      <w:proofErr w:type="spellStart"/>
-      <w:r>
-        <w:rPr>
-          <w:sz w:val="22"/>
-          <w:szCs w:val="22"/>
-        </w:rPr>
-        <w:t>Guessing</w:t>
-      </w:r>
-      <w:proofErr w:type="spellEnd"/>
-      <w:r>
-        <w:rPr>
-          <w:sz w:val="22"/>
-          <w:szCs w:val="22"/>
-        </w:rPr>
-        <w:t xml:space="preserve"> — неформальная техника тест-дизайна, основанная на опыте и интуиции тестировщика. Тестировщик предугадывает, где система *скорее всего* содержит дефекты, исходя из знания типичных ошибок разработчиков: необработанные `NULL`, граничные случаи, </w:t>
-      </w:r>
-      <w:proofErr w:type="spellStart"/>
-      <w:r>
-        <w:rPr>
-          <w:sz w:val="22"/>
-          <w:szCs w:val="22"/>
-        </w:rPr>
-        <w:t>невалидные</w:t>
-      </w:r>
-      <w:proofErr w:type="spellEnd"/>
-      <w:r>
-        <w:rPr>
-          <w:sz w:val="22"/>
-          <w:szCs w:val="22"/>
-        </w:rPr>
-        <w:t xml:space="preserve"> </w:t>
-      </w:r>
-      <w:proofErr w:type="spellStart"/>
-      <w:r>
-        <w:rPr>
-          <w:sz w:val="22"/>
-          <w:szCs w:val="22"/>
-        </w:rPr>
-        <w:lastRenderedPageBreak/>
-        <w:t>enum</w:t>
-      </w:r>
-      <w:proofErr w:type="spellEnd"/>
-      <w:r>
-        <w:rPr>
-          <w:sz w:val="22"/>
-          <w:szCs w:val="22"/>
-        </w:rPr>
-        <w:t>-значения, пустые строки, переполнение. Техника не имеет чёткого алгоритма — это «белый шум» поверх формальных методов, который покрывает то, что таблицы решений не предусматривают.</w:t>
-      </w:r>
-      <w:r>
-        <w:rPr>
-          <w:sz w:val="22"/>
-          <w:szCs w:val="22"/>
-        </w:rPr>
-        <w:t xml:space="preserve"> </w:t>
-      </w:r>
-      <w:r>
-        <w:rPr>
-          <w:sz w:val="22"/>
-          <w:szCs w:val="22"/>
-        </w:rPr>
-        <w:t>Суть: Интуитивный поиск дефектов на основе опыта тестировщика. Задаёт вопрос: «</w:t>
-      </w:r>
-      <w:proofErr w:type="gramStart"/>
-      <w:r>
-        <w:rPr>
-          <w:sz w:val="22"/>
-          <w:szCs w:val="22"/>
-        </w:rPr>
-        <w:t>Что</w:t>
-      </w:r>
-      <w:proofErr w:type="gramEnd"/>
-      <w:r>
-        <w:rPr>
-          <w:sz w:val="22"/>
-          <w:szCs w:val="22"/>
-        </w:rPr>
-        <w:t xml:space="preserve"> если попробовать что-то неожиданное?»</w:t>
-      </w:r>
-    </w:p>
-    <w:p>
-      <w:r>
-        <w:t>Слайд 4.</w:t>
-      </w:r>
-    </w:p>
-    <w:p>
-      <w:r>
-        <w:t xml:space="preserve">Третьим шагом я отсортировал тест-кейсы по следующему приоритету: сначала пошли тест-кейсы с основными бизнес-правилами, затем пошли граничные значение, далее конфликты и затем </w:t>
-      </w:r>
-      <w:proofErr w:type="spellStart"/>
-      <w:r>
-        <w:t>валидационные</w:t>
-      </w:r>
-      <w:proofErr w:type="spellEnd"/>
-      <w:r>
-        <w:t xml:space="preserve"> тест-кейсы.</w:t>
-      </w:r>
-    </w:p>
-    <w:p>
-      <w:r>
-        <w:t xml:space="preserve">Следующим шагом я перешел к реализации </w:t>
-      </w:r>
-      <w:proofErr w:type="spellStart"/>
-      <w:r>
-        <w:t>автотеста</w:t>
-      </w:r>
-      <w:proofErr w:type="spellEnd"/>
-      <w:r>
-        <w:t xml:space="preserve">. Я выбрал подход дата </w:t>
-      </w:r>
-      <w:proofErr w:type="spellStart"/>
-      <w:r>
-        <w:t>драйвен</w:t>
-      </w:r>
-      <w:proofErr w:type="spellEnd"/>
-      <w:r>
-        <w:t xml:space="preserve"> тестин</w:t>
-      </w:r>
-      <w:r>
-        <w:t>г.</w:t>
-      </w:r>
-    </w:p>
-    <w:p>
-      <w:pPr>
-        <w:rPr>
-          <w:sz w:val="22"/>
-          <w:szCs w:val="22"/>
-        </w:rPr>
-      </w:pPr>
-      <w:r>
-        <w:rPr>
-          <w:sz w:val="22"/>
-          <w:szCs w:val="22"/>
-        </w:rPr>
-        <w:t xml:space="preserve">Data-Driven </w:t>
-      </w:r>
-      <w:proofErr w:type="spellStart"/>
-      <w:r>
-        <w:rPr>
-          <w:sz w:val="22"/>
-          <w:szCs w:val="22"/>
-        </w:rPr>
-        <w:t>Testing</w:t>
-      </w:r>
-      <w:proofErr w:type="spellEnd"/>
-      <w:r>
-        <w:rPr>
-          <w:sz w:val="22"/>
-          <w:szCs w:val="22"/>
-        </w:rPr>
-        <w:t xml:space="preserve"> (DDT) — подход к автоматизации тестирования, при котором логика теста (сценарий) отделена от тестовых данных. Один и тот же тестовый сценарий запускается многократно, каждый раз получая новый набор входных данных из внешнего источника (CSV, Excel, JSON, БД). Каждая строка данных порождает самостоятельный тест-кейс. DDT противопоставляется </w:t>
-      </w:r>
-      <w:proofErr w:type="spellStart"/>
-      <w:r>
-        <w:rPr>
-          <w:sz w:val="22"/>
-          <w:szCs w:val="22"/>
-        </w:rPr>
-        <w:t>Hardcoded</w:t>
-      </w:r>
-      <w:proofErr w:type="spellEnd"/>
-      <w:r>
-        <w:rPr>
-          <w:sz w:val="22"/>
-          <w:szCs w:val="22"/>
-        </w:rPr>
-        <w:t xml:space="preserve"> </w:t>
-      </w:r>
-      <w:proofErr w:type="spellStart"/>
-      <w:r>
-        <w:rPr>
-          <w:sz w:val="22"/>
-          <w:szCs w:val="22"/>
-        </w:rPr>
-        <w:t>Testing</w:t>
-      </w:r>
-      <w:proofErr w:type="spellEnd"/>
-      <w:r>
-        <w:rPr>
-          <w:sz w:val="22"/>
-          <w:szCs w:val="22"/>
-        </w:rPr>
-        <w:t>, где данные «зашиты» прямо в код теста, что делает масштабирование болезненным. Суть: Разделение логики теста и тестовых данных. Один тест-сценарий запускается многократно с разными наборами входных данных из внешнего источника (CSV, Excel, БД и т.д.).</w:t>
-      </w:r>
-    </w:p>
-    <w:p>
-      <w:r>
-        <w:t xml:space="preserve">Стек выбрал на данный момент достаточной простой и базовый – питон + </w:t>
-      </w:r>
-      <w:proofErr w:type="spellStart"/>
-      <w:r>
-        <w:t>пайтест</w:t>
-      </w:r>
-      <w:proofErr w:type="spellEnd"/>
-      <w:r>
-        <w:t xml:space="preserve">, в качестве базы выбрал </w:t>
-      </w:r>
-      <w:proofErr w:type="spellStart"/>
-      <w:r>
-        <w:t>постгрю</w:t>
-      </w:r>
-      <w:proofErr w:type="spellEnd"/>
-      <w:r>
-        <w:t xml:space="preserve">, которая </w:t>
-      </w:r>
-      <w:r>
-        <w:t xml:space="preserve">разворачивается в докере. Отчет формируется с помощью аллюра. И как раз пятым шагом </w:t>
-      </w:r>
-      <w:r>
-        <w:t xml:space="preserve">я поставил формирование отчета, аллюр достаточно информативен и является стандартом </w:t>
-      </w:r>
-      <w:proofErr w:type="spellStart"/>
-      <w:r>
-        <w:t>индрустрии</w:t>
-      </w:r>
-      <w:proofErr w:type="spellEnd"/>
-      <w:r>
+          <w:b/>
+          <w:bCs/>
+          <w:sz w:val="22"/>
+          <w:szCs w:val="22"/>
+        </w:rPr>
+        <w:t xml:space="preserve"> с данными для </w:t>
+      </w:r>
+      <w:proofErr w:type="spellStart"/>
+      <w:r>
+        <w:rPr>
+          <w:b/>
+          <w:bCs/>
+          <w:sz w:val="22"/>
+          <w:szCs w:val="22"/>
+        </w:rPr>
+        <w:t>бд</w:t>
+      </w:r>
+      <w:proofErr w:type="spellEnd"/>
+      <w:r>
+        <w:rPr>
+          <w:b/>
+          <w:bCs/>
+          <w:sz w:val="22"/>
+          <w:szCs w:val="22"/>
+        </w:rPr>
+        <w:t>, нам нужно просто скопировать его пример, там уже находятся все нужные значения</w:t>
+      </w:r>
+    </w:p>
+    <w:p>
+      <w:pPr>
+        <w:rPr>
+          <w:sz w:val="22"/>
+          <w:szCs w:val="22"/>
+        </w:rPr>
+      </w:pPr>
+      <w:r>
+        <w:rPr>
+          <w:sz w:val="22"/>
+          <w:szCs w:val="22"/>
+        </w:rPr>
+        <w:t>Слайд 8.</w:t>
+      </w:r>
+    </w:p>
+    <w:p>
+      <w:pPr>
+        <w:rPr>
+          <w:sz w:val="22"/>
+          <w:szCs w:val="22"/>
+        </w:rPr>
+      </w:pPr>
+      <w:r>
+        <w:rPr>
+          <w:b/>
+          <w:bCs/>
+          <w:sz w:val="22"/>
+          <w:szCs w:val="22"/>
+        </w:rPr>
+        <w:t>З</w:t>
+      </w:r>
+      <w:r>
+        <w:rPr>
+          <w:b/>
+          <w:bCs/>
+          <w:sz w:val="22"/>
+          <w:szCs w:val="22"/>
+        </w:rPr>
+        <w:t xml:space="preserve">атем поднимаем </w:t>
+      </w:r>
+      <w:proofErr w:type="spellStart"/>
+      <w:r>
+        <w:rPr>
+          <w:b/>
+          <w:bCs/>
+          <w:sz w:val="22"/>
+          <w:szCs w:val="22"/>
+        </w:rPr>
+        <w:t>бд</w:t>
+      </w:r>
+      <w:proofErr w:type="spellEnd"/>
+      <w:r>
+        <w:rPr>
+          <w:b/>
+          <w:bCs/>
+          <w:sz w:val="22"/>
+          <w:szCs w:val="22"/>
+        </w:rPr>
+        <w:t xml:space="preserve"> с помощью докер </w:t>
+      </w:r>
+      <w:proofErr w:type="spellStart"/>
+      <w:r>
+        <w:rPr>
+          <w:b/>
+          <w:bCs/>
+          <w:sz w:val="22"/>
+          <w:szCs w:val="22"/>
+        </w:rPr>
+        <w:t>компоуза</w:t>
+      </w:r>
+      <w:proofErr w:type="spellEnd"/>
+      <w:r>
+        <w:rPr>
+          <w:b/>
+          <w:bCs/>
+          <w:sz w:val="22"/>
+          <w:szCs w:val="22"/>
+        </w:rPr>
+        <w:t xml:space="preserve">. Далее используем </w:t>
+      </w:r>
+      <w:proofErr w:type="spellStart"/>
+      <w:r>
+        <w:rPr>
+          <w:b/>
+          <w:bCs/>
+          <w:sz w:val="22"/>
+          <w:szCs w:val="22"/>
+          <w:lang w:val="en-US"/>
+        </w:rPr>
+        <w:t>uv</w:t>
+      </w:r>
+      <w:proofErr w:type="spellEnd"/>
+      <w:r>
+        <w:rPr>
+          <w:b/>
+          <w:bCs/>
+          <w:sz w:val="22"/>
+          <w:szCs w:val="22"/>
+        </w:rPr>
+        <w:t xml:space="preserve"> (самый современный пакетный менеджер для питона) чтобы собрать </w:t>
+      </w:r>
+      <w:proofErr w:type="spellStart"/>
+      <w:r>
+        <w:rPr>
+          <w:b/>
+          <w:bCs/>
+          <w:sz w:val="22"/>
+          <w:szCs w:val="22"/>
+        </w:rPr>
+        <w:t>венв</w:t>
+      </w:r>
+      <w:proofErr w:type="spellEnd"/>
+      <w:r>
+        <w:rPr>
+          <w:b/>
+          <w:bCs/>
+          <w:sz w:val="22"/>
+          <w:szCs w:val="22"/>
+        </w:rPr>
+        <w:t xml:space="preserve"> и запустить тесты</w:t>
+      </w:r>
+      <w:r>
+        <w:rPr>
+          <w:sz w:val="22"/>
+          <w:szCs w:val="22"/>
+        </w:rPr>
+        <w:t xml:space="preserve">. </w:t>
+      </w:r>
+    </w:p>
+    <w:p>
+      <w:pPr>
+        <w:rPr>
+          <w:sz w:val="22"/>
+          <w:szCs w:val="22"/>
+        </w:rPr>
+      </w:pPr>
+      <w:r>
+        <w:rPr>
+          <w:sz w:val="22"/>
+          <w:szCs w:val="22"/>
+        </w:rPr>
+        <w:t>Слайд 9.</w:t>
+      </w:r>
+    </w:p>
+    <w:p>
+      <w:pPr>
+        <w:rPr>
+          <w:b/>
+          <w:bCs/>
+          <w:sz w:val="22"/>
+          <w:szCs w:val="22"/>
+        </w:rPr>
+      </w:pPr>
+      <w:r>
+        <w:rPr>
+          <w:b/>
+          <w:bCs/>
+          <w:sz w:val="22"/>
+          <w:szCs w:val="22"/>
+        </w:rPr>
+        <w:t xml:space="preserve">Запускаем аллюр через консоль как на слайде 7 и получаем следующий </w:t>
+      </w:r>
+      <w:proofErr w:type="spellStart"/>
+      <w:r>
+        <w:rPr>
+          <w:b/>
+          <w:bCs/>
+          <w:sz w:val="22"/>
+          <w:szCs w:val="22"/>
+          <w:lang w:val="en-US"/>
+        </w:rPr>
+        <w:t>ui</w:t>
+      </w:r>
+      <w:proofErr w:type="spellEnd"/>
+      <w:r>
+        <w:rPr>
+          <w:b/>
+          <w:bCs/>
+          <w:sz w:val="22"/>
+          <w:szCs w:val="22"/>
+        </w:rPr>
+        <w:t xml:space="preserve">, в котором мы можем просмотреть итоги прогонов наших </w:t>
+      </w:r>
+      <w:proofErr w:type="spellStart"/>
+      <w:r>
+        <w:rPr>
+          <w:b/>
+          <w:bCs/>
+          <w:sz w:val="22"/>
+          <w:szCs w:val="22"/>
+        </w:rPr>
+        <w:t>автотестов</w:t>
+      </w:r>
+      <w:proofErr w:type="spellEnd"/>
+      <w:r>
+        <w:rPr>
+          <w:b/>
+          <w:bCs/>
+          <w:sz w:val="22"/>
+          <w:szCs w:val="22"/>
+        </w:rPr>
         <w:t>.</w:t>
       </w:r>
     </w:p>
-    <w:p>
-      <w:r>
-        <w:t>Слайд 5.</w:t>
-      </w:r>
-    </w:p>
-    <w:p>
-      <w:r>
-        <w:t xml:space="preserve">Теперь давайте оценим корректность постановки задачи. Я нашел следующие дефекты: конфликт бизнес правил и отсутствие проработки </w:t>
-      </w:r>
-      <w:proofErr w:type="spellStart"/>
-      <w:r>
-        <w:t>невалидных</w:t>
-      </w:r>
-      <w:proofErr w:type="spellEnd"/>
-      <w:r>
-        <w:t xml:space="preserve"> данных.</w:t>
-      </w:r>
-    </w:p>
-    <w:p>
-      <w:r>
-        <w:t>Слайд 6.</w:t>
-      </w:r>
-    </w:p>
-    <w:p>
-      <w:r>
-        <w:t xml:space="preserve">Ну что ж, перейдем к самому решению. </w:t>
-      </w:r>
-      <w:r>
-        <w:t xml:space="preserve">Я подготовил 19 тест-кейсов в одном файле формата </w:t>
-      </w:r>
-      <w:r>
-        <w:rPr>
-          <w:lang w:val="en-US"/>
-        </w:rPr>
-        <w:t>csv</w:t>
-      </w:r>
-      <w:r>
-        <w:t>.</w:t>
-      </w:r>
-      <w:r>
-        <w:t xml:space="preserve"> Были использованы техники тест-дизайна, которые были озвучены ранее. </w:t>
-      </w:r>
-    </w:p>
-    <w:p>
-      <w:r>
-        <w:t>Слайд 7.</w:t>
-      </w:r>
-    </w:p>
-    <w:p/>
     <w:sectPr>
       <w:pgSz w:w="11906" w:h="16838"/>
       <w:pgMar w:top="1134" w:right="567" w:bottom="1134" w:left="1134" w:header="709" w:footer="709" w:gutter="0"/>
